--- a/data/templates/Ltr_to_DOR_with_PFR.docx
+++ b/data/templates/Ltr_to_DOR_with_PFR.docx
@@ -323,7 +323,7 @@
         </w:rPr>
         <w:t xml:space="preserve">{{attorney_name}} </w:t>
         <w:tab/>
-        <w:t>#{{attorney_bar}}</w:t>
+        <w:t>{{attorney_bar}}</w:t>
       </w:r>
     </w:p>
     <w:p>
@@ -345,7 +345,7 @@
         <w:tab/>
         <w:t>D. Christopher LaPee</w:t>
         <w:tab/>
-        <w:t>#{{attorney_bar}}</w:t>
+        <w:t>{{attorney_bar}}</w:t>
       </w:r>
     </w:p>
     <w:p>

--- a/data/templates/Ltr_to_DOR_with_PFR.docx
+++ b/data/templates/Ltr_to_DOR_with_PFR.docx
@@ -425,7 +425,7 @@
         <w:tab/>
         <w:tab/>
         <w:tab/>
-        <w:t>Facsimile: {{firm_fax}}</w:t>
+        <w:t/>
       </w:r>
     </w:p>
     <w:p>
